--- a/spec_dijkstra.docx
+++ b/spec_dijkstra.docx
@@ -144,6 +144,94 @@
         </w:rPr>
         <w:t>Создание графа, начиная с одной вершины</w:t>
       </w:r>
+      <w:r>
+        <w:rPr>
+          <w:sz w:val="28"/>
+          <w:szCs w:val="28"/>
+        </w:rPr>
+        <w:t xml:space="preserve"> </w:t>
+      </w:r>
+    </w:p>
+    <w:p>
+      <w:pPr>
+        <w:numPr>
+          <w:ilvl w:val="1"/>
+          <w:numId w:val="1"/>
+        </w:numPr>
+        <w:pBdr>
+          <w:top w:val="nil"/>
+          <w:left w:val="nil"/>
+          <w:bottom w:val="nil"/>
+          <w:right w:val="nil"/>
+          <w:between w:val="nil"/>
+        </w:pBdr>
+        <w:spacing w:after="100"/>
+        <w:rPr>
+          <w:sz w:val="28"/>
+          <w:szCs w:val="28"/>
+        </w:rPr>
+      </w:pPr>
+      <w:r>
+        <w:rPr>
+          <w:sz w:val="28"/>
+          <w:szCs w:val="28"/>
+        </w:rPr>
+        <w:t>Пользователь выбирает функцию создания графа вручную на панели управления</w:t>
+      </w:r>
+    </w:p>
+    <w:p>
+      <w:pPr>
+        <w:numPr>
+          <w:ilvl w:val="1"/>
+          <w:numId w:val="1"/>
+        </w:numPr>
+        <w:pBdr>
+          <w:top w:val="nil"/>
+          <w:left w:val="nil"/>
+          <w:bottom w:val="nil"/>
+          <w:right w:val="nil"/>
+          <w:between w:val="nil"/>
+        </w:pBdr>
+        <w:spacing w:after="100"/>
+        <w:rPr>
+          <w:sz w:val="28"/>
+          <w:szCs w:val="28"/>
+        </w:rPr>
+      </w:pPr>
+      <w:r>
+        <w:rPr>
+          <w:sz w:val="28"/>
+          <w:szCs w:val="28"/>
+        </w:rPr>
+        <w:t>Размещает вершину на доске, где отображается граф</w:t>
+      </w:r>
+    </w:p>
+    <w:p>
+      <w:pPr>
+        <w:numPr>
+          <w:ilvl w:val="1"/>
+          <w:numId w:val="1"/>
+        </w:numPr>
+        <w:pBdr>
+          <w:top w:val="nil"/>
+          <w:left w:val="nil"/>
+          <w:bottom w:val="nil"/>
+          <w:right w:val="nil"/>
+          <w:between w:val="nil"/>
+        </w:pBdr>
+        <w:spacing w:after="100"/>
+        <w:rPr>
+          <w:sz w:val="28"/>
+          <w:szCs w:val="28"/>
+        </w:rPr>
+      </w:pPr>
+      <w:r>
+        <w:rPr>
+          <w:sz w:val="28"/>
+          <w:szCs w:val="28"/>
+        </w:rPr>
+        <w:t>Дает вершине название</w:t>
+      </w:r>
     </w:p>
     <w:p>
       <w:pPr>
@@ -175,6 +263,67 @@
     <w:p>
       <w:pPr>
         <w:numPr>
+          <w:ilvl w:val="1"/>
+          <w:numId w:val="1"/>
+        </w:numPr>
+        <w:pBdr>
+          <w:top w:val="nil"/>
+          <w:left w:val="nil"/>
+          <w:bottom w:val="nil"/>
+          <w:right w:val="nil"/>
+          <w:between w:val="nil"/>
+        </w:pBdr>
+        <w:spacing w:after="100"/>
+        <w:rPr>
+          <w:sz w:val="28"/>
+          <w:szCs w:val="28"/>
+        </w:rPr>
+      </w:pPr>
+      <w:r>
+        <w:rPr>
+          <w:sz w:val="28"/>
+          <w:szCs w:val="28"/>
+        </w:rPr>
+        <w:t xml:space="preserve"> </w:t>
+      </w:r>
+      <w:r>
+        <w:rPr>
+          <w:sz w:val="28"/>
+          <w:szCs w:val="28"/>
+        </w:rPr>
+        <w:t>Пользователь выбирает функцию добавления вершины на панели инструментов</w:t>
+      </w:r>
+    </w:p>
+    <w:p>
+      <w:pPr>
+        <w:numPr>
+          <w:ilvl w:val="1"/>
+          <w:numId w:val="1"/>
+        </w:numPr>
+        <w:pBdr>
+          <w:top w:val="nil"/>
+          <w:left w:val="nil"/>
+          <w:bottom w:val="nil"/>
+          <w:right w:val="nil"/>
+          <w:between w:val="nil"/>
+        </w:pBdr>
+        <w:spacing w:after="100"/>
+        <w:rPr>
+          <w:sz w:val="28"/>
+          <w:szCs w:val="28"/>
+        </w:rPr>
+      </w:pPr>
+      <w:r>
+        <w:rPr>
+          <w:sz w:val="28"/>
+          <w:szCs w:val="28"/>
+        </w:rPr>
+        <w:t>Далее см. пункт выше</w:t>
+      </w:r>
+    </w:p>
+    <w:p>
+      <w:pPr>
+        <w:numPr>
           <w:ilvl w:val="0"/>
           <w:numId w:val="1"/>
         </w:numPr>
@@ -202,6 +351,103 @@
     <w:p>
       <w:pPr>
         <w:numPr>
+          <w:ilvl w:val="1"/>
+          <w:numId w:val="1"/>
+        </w:numPr>
+        <w:pBdr>
+          <w:top w:val="nil"/>
+          <w:left w:val="nil"/>
+          <w:bottom w:val="nil"/>
+          <w:right w:val="nil"/>
+          <w:between w:val="nil"/>
+        </w:pBdr>
+        <w:spacing w:after="100"/>
+        <w:rPr>
+          <w:sz w:val="28"/>
+          <w:szCs w:val="28"/>
+        </w:rPr>
+      </w:pPr>
+      <w:r>
+        <w:rPr>
+          <w:sz w:val="28"/>
+          <w:szCs w:val="28"/>
+        </w:rPr>
+        <w:t>Пользователь выбирает функцию создания</w:t>
+      </w:r>
+      <w:r>
+        <w:rPr>
+          <w:sz w:val="28"/>
+          <w:szCs w:val="28"/>
+        </w:rPr>
+        <w:t xml:space="preserve"> ребра </w:t>
+      </w:r>
+      <w:r>
+        <w:rPr>
+          <w:sz w:val="28"/>
+          <w:szCs w:val="28"/>
+        </w:rPr>
+        <w:t>на панели инструментов</w:t>
+      </w:r>
+    </w:p>
+    <w:p>
+      <w:pPr>
+        <w:pStyle w:val="a5"/>
+        <w:numPr>
+          <w:ilvl w:val="1"/>
+          <w:numId w:val="1"/>
+        </w:numPr>
+        <w:pBdr>
+          <w:top w:val="nil"/>
+          <w:left w:val="nil"/>
+          <w:bottom w:val="nil"/>
+          <w:right w:val="nil"/>
+          <w:between w:val="nil"/>
+        </w:pBdr>
+        <w:spacing w:after="100"/>
+        <w:rPr>
+          <w:sz w:val="28"/>
+          <w:szCs w:val="28"/>
+        </w:rPr>
+      </w:pPr>
+      <w:r>
+        <w:rPr>
+          <w:sz w:val="28"/>
+          <w:szCs w:val="28"/>
+        </w:rPr>
+        <w:t>В графе выбирает начальную вершину и конечную</w:t>
+      </w:r>
+    </w:p>
+    <w:p>
+      <w:pPr>
+        <w:pStyle w:val="a5"/>
+        <w:numPr>
+          <w:ilvl w:val="1"/>
+          <w:numId w:val="1"/>
+        </w:numPr>
+        <w:pBdr>
+          <w:top w:val="nil"/>
+          <w:left w:val="nil"/>
+          <w:bottom w:val="nil"/>
+          <w:right w:val="nil"/>
+          <w:between w:val="nil"/>
+        </w:pBdr>
+        <w:spacing w:after="100"/>
+        <w:rPr>
+          <w:sz w:val="28"/>
+          <w:szCs w:val="28"/>
+        </w:rPr>
+      </w:pPr>
+      <w:r>
+        <w:rPr>
+          <w:sz w:val="28"/>
+          <w:szCs w:val="28"/>
+        </w:rPr>
+        <w:t>Задает длину дуги</w:t>
+      </w:r>
+    </w:p>
+    <w:p>
+      <w:pPr>
+        <w:numPr>
           <w:ilvl w:val="0"/>
           <w:numId w:val="1"/>
         </w:numPr>
@@ -223,7 +469,95 @@
           <w:sz w:val="28"/>
           <w:szCs w:val="28"/>
         </w:rPr>
-        <w:t>Изменение длины существующих рёбер</w:t>
+        <w:t>И</w:t>
+      </w:r>
+      <w:r>
+        <w:rPr>
+          <w:sz w:val="28"/>
+          <w:szCs w:val="28"/>
+        </w:rPr>
+        <w:t>зменение длины существующих рёбер</w:t>
+      </w:r>
+    </w:p>
+    <w:p>
+      <w:pPr>
+        <w:numPr>
+          <w:ilvl w:val="1"/>
+          <w:numId w:val="1"/>
+        </w:numPr>
+        <w:pBdr>
+          <w:top w:val="nil"/>
+          <w:left w:val="nil"/>
+          <w:bottom w:val="nil"/>
+          <w:right w:val="nil"/>
+          <w:between w:val="nil"/>
+        </w:pBdr>
+        <w:spacing w:after="100"/>
+        <w:rPr>
+          <w:sz w:val="28"/>
+          <w:szCs w:val="28"/>
+        </w:rPr>
+      </w:pPr>
+      <w:r>
+        <w:rPr>
+          <w:sz w:val="28"/>
+          <w:szCs w:val="28"/>
+        </w:rPr>
+        <w:t>Функция выбирается на панели инструментов</w:t>
+      </w:r>
+    </w:p>
+    <w:p>
+      <w:pPr>
+        <w:numPr>
+          <w:ilvl w:val="1"/>
+          <w:numId w:val="1"/>
+        </w:numPr>
+        <w:pBdr>
+          <w:top w:val="nil"/>
+          <w:left w:val="nil"/>
+          <w:bottom w:val="nil"/>
+          <w:right w:val="nil"/>
+          <w:between w:val="nil"/>
+        </w:pBdr>
+        <w:spacing w:after="100"/>
+        <w:rPr>
+          <w:sz w:val="28"/>
+          <w:szCs w:val="28"/>
+        </w:rPr>
+      </w:pPr>
+      <w:r>
+        <w:rPr>
+          <w:sz w:val="28"/>
+          <w:szCs w:val="28"/>
+        </w:rPr>
+        <w:t>Ребро выбирается на графе</w:t>
+      </w:r>
+    </w:p>
+    <w:p>
+      <w:pPr>
+        <w:numPr>
+          <w:ilvl w:val="1"/>
+          <w:numId w:val="1"/>
+        </w:numPr>
+        <w:pBdr>
+          <w:top w:val="nil"/>
+          <w:left w:val="nil"/>
+          <w:bottom w:val="nil"/>
+          <w:right w:val="nil"/>
+          <w:between w:val="nil"/>
+        </w:pBdr>
+        <w:spacing w:after="100"/>
+        <w:rPr>
+          <w:sz w:val="28"/>
+          <w:szCs w:val="28"/>
+        </w:rPr>
+      </w:pPr>
+      <w:r>
+        <w:rPr>
+          <w:sz w:val="28"/>
+          <w:szCs w:val="28"/>
+        </w:rPr>
+        <w:t>Редактируется длина</w:t>
       </w:r>
     </w:p>
     <w:p>
@@ -256,6 +590,60 @@
     <w:p>
       <w:pPr>
         <w:numPr>
+          <w:ilvl w:val="1"/>
+          <w:numId w:val="1"/>
+        </w:numPr>
+        <w:pBdr>
+          <w:top w:val="nil"/>
+          <w:left w:val="nil"/>
+          <w:bottom w:val="nil"/>
+          <w:right w:val="nil"/>
+          <w:between w:val="nil"/>
+        </w:pBdr>
+        <w:spacing w:after="100"/>
+        <w:rPr>
+          <w:sz w:val="28"/>
+          <w:szCs w:val="28"/>
+        </w:rPr>
+      </w:pPr>
+      <w:r>
+        <w:rPr>
+          <w:sz w:val="28"/>
+          <w:szCs w:val="28"/>
+        </w:rPr>
+        <w:t>Функция на панели инструментов</w:t>
+      </w:r>
+    </w:p>
+    <w:p>
+      <w:pPr>
+        <w:numPr>
+          <w:ilvl w:val="1"/>
+          <w:numId w:val="1"/>
+        </w:numPr>
+        <w:pBdr>
+          <w:top w:val="nil"/>
+          <w:left w:val="nil"/>
+          <w:bottom w:val="nil"/>
+          <w:right w:val="nil"/>
+          <w:between w:val="nil"/>
+        </w:pBdr>
+        <w:spacing w:after="100"/>
+        <w:rPr>
+          <w:sz w:val="28"/>
+          <w:szCs w:val="28"/>
+        </w:rPr>
+      </w:pPr>
+      <w:r>
+        <w:rPr>
+          <w:sz w:val="28"/>
+          <w:szCs w:val="28"/>
+        </w:rPr>
+        <w:t>Выбор вершины на графе</w:t>
+      </w:r>
+    </w:p>
+    <w:p>
+      <w:pPr>
+        <w:numPr>
           <w:ilvl w:val="0"/>
           <w:numId w:val="1"/>
         </w:numPr>
@@ -283,6 +671,33 @@
     <w:p>
       <w:pPr>
         <w:numPr>
+          <w:ilvl w:val="1"/>
+          <w:numId w:val="1"/>
+        </w:numPr>
+        <w:pBdr>
+          <w:top w:val="nil"/>
+          <w:left w:val="nil"/>
+          <w:bottom w:val="nil"/>
+          <w:right w:val="nil"/>
+          <w:between w:val="nil"/>
+        </w:pBdr>
+        <w:spacing w:after="100"/>
+        <w:rPr>
+          <w:sz w:val="28"/>
+          <w:szCs w:val="28"/>
+        </w:rPr>
+      </w:pPr>
+      <w:r>
+        <w:rPr>
+          <w:sz w:val="28"/>
+          <w:szCs w:val="28"/>
+        </w:rPr>
+        <w:t>Аналогично пункту выше</w:t>
+      </w:r>
+    </w:p>
+    <w:p>
+      <w:pPr>
+        <w:numPr>
           <w:ilvl w:val="0"/>
           <w:numId w:val="1"/>
         </w:numPr>
@@ -353,6 +768,88 @@
     <w:p>
       <w:pPr>
         <w:numPr>
+          <w:ilvl w:val="1"/>
+          <w:numId w:val="1"/>
+        </w:numPr>
+        <w:pBdr>
+          <w:top w:val="nil"/>
+          <w:left w:val="nil"/>
+          <w:bottom w:val="nil"/>
+          <w:right w:val="nil"/>
+          <w:between w:val="nil"/>
+        </w:pBdr>
+        <w:spacing w:after="100"/>
+        <w:rPr>
+          <w:sz w:val="28"/>
+          <w:szCs w:val="28"/>
+        </w:rPr>
+      </w:pPr>
+      <w:r>
+        <w:rPr>
+          <w:sz w:val="28"/>
+          <w:szCs w:val="28"/>
+        </w:rPr>
+        <w:lastRenderedPageBreak/>
+        <w:t>Пользователь выбирает функцию запуска алгоритма на панели управления</w:t>
+      </w:r>
+    </w:p>
+    <w:p>
+      <w:pPr>
+        <w:numPr>
+          <w:ilvl w:val="1"/>
+          <w:numId w:val="1"/>
+        </w:numPr>
+        <w:pBdr>
+          <w:top w:val="nil"/>
+          <w:left w:val="nil"/>
+          <w:bottom w:val="nil"/>
+          <w:right w:val="nil"/>
+          <w:between w:val="nil"/>
+        </w:pBdr>
+        <w:spacing w:after="100"/>
+        <w:rPr>
+          <w:sz w:val="28"/>
+          <w:szCs w:val="28"/>
+        </w:rPr>
+      </w:pPr>
+      <w:r>
+        <w:rPr>
+          <w:sz w:val="28"/>
+          <w:szCs w:val="28"/>
+        </w:rPr>
+        <w:t>Выбирает вершину на графе</w:t>
+      </w:r>
+    </w:p>
+    <w:p>
+      <w:pPr>
+        <w:numPr>
+          <w:ilvl w:val="1"/>
+          <w:numId w:val="1"/>
+        </w:numPr>
+        <w:pBdr>
+          <w:top w:val="nil"/>
+          <w:left w:val="nil"/>
+          <w:bottom w:val="nil"/>
+          <w:right w:val="nil"/>
+          <w:between w:val="nil"/>
+        </w:pBdr>
+        <w:spacing w:after="100"/>
+        <w:rPr>
+          <w:sz w:val="28"/>
+          <w:szCs w:val="28"/>
+        </w:rPr>
+      </w:pPr>
+      <w:r>
+        <w:rPr>
+          <w:sz w:val="28"/>
+          <w:szCs w:val="28"/>
+        </w:rPr>
+        <w:t>Выбирает режим работы программы</w:t>
+      </w:r>
+    </w:p>
+    <w:p>
+      <w:pPr>
+        <w:numPr>
           <w:ilvl w:val="0"/>
           <w:numId w:val="1"/>
         </w:numPr>
@@ -387,6 +884,60 @@
     <w:p>
       <w:pPr>
         <w:numPr>
+          <w:ilvl w:val="1"/>
+          <w:numId w:val="1"/>
+        </w:numPr>
+        <w:pBdr>
+          <w:top w:val="nil"/>
+          <w:left w:val="nil"/>
+          <w:bottom w:val="nil"/>
+          <w:right w:val="nil"/>
+          <w:between w:val="nil"/>
+        </w:pBdr>
+        <w:spacing w:after="100"/>
+        <w:rPr>
+          <w:sz w:val="28"/>
+          <w:szCs w:val="28"/>
+        </w:rPr>
+      </w:pPr>
+      <w:r>
+        <w:rPr>
+          <w:sz w:val="28"/>
+          <w:szCs w:val="28"/>
+        </w:rPr>
+        <w:t>Кнопка на панели инструментов</w:t>
+      </w:r>
+    </w:p>
+    <w:p>
+      <w:pPr>
+        <w:numPr>
+          <w:ilvl w:val="1"/>
+          <w:numId w:val="1"/>
+        </w:numPr>
+        <w:pBdr>
+          <w:top w:val="nil"/>
+          <w:left w:val="nil"/>
+          <w:bottom w:val="nil"/>
+          <w:right w:val="nil"/>
+          <w:between w:val="nil"/>
+        </w:pBdr>
+        <w:spacing w:after="100"/>
+        <w:rPr>
+          <w:sz w:val="28"/>
+          <w:szCs w:val="28"/>
+        </w:rPr>
+      </w:pPr>
+      <w:r>
+        <w:rPr>
+          <w:sz w:val="28"/>
+          <w:szCs w:val="28"/>
+        </w:rPr>
+        <w:t>Выбор вершины на графе</w:t>
+      </w:r>
+    </w:p>
+    <w:p>
+      <w:pPr>
+        <w:numPr>
           <w:ilvl w:val="0"/>
           <w:numId w:val="1"/>
         </w:numPr>
@@ -409,6 +960,94 @@
           <w:szCs w:val="28"/>
         </w:rPr>
         <w:t>Выбор режима работы алгоритма: пошаговый (вручную) и мгновенный (сразу весь результат)</w:t>
+      </w:r>
+    </w:p>
+    <w:p>
+      <w:pPr>
+        <w:numPr>
+          <w:ilvl w:val="1"/>
+          <w:numId w:val="1"/>
+        </w:numPr>
+        <w:pBdr>
+          <w:top w:val="nil"/>
+          <w:left w:val="nil"/>
+          <w:bottom w:val="nil"/>
+          <w:right w:val="nil"/>
+          <w:between w:val="nil"/>
+        </w:pBdr>
+        <w:spacing w:after="100"/>
+        <w:rPr>
+          <w:sz w:val="28"/>
+          <w:szCs w:val="28"/>
+        </w:rPr>
+      </w:pPr>
+      <w:r>
+        <w:rPr>
+          <w:sz w:val="28"/>
+          <w:szCs w:val="28"/>
+        </w:rPr>
+        <w:t>Пользователь выбирает режим, нажимая соответствующую кнопку на панели управления</w:t>
+      </w:r>
+    </w:p>
+    <w:p>
+      <w:pPr>
+        <w:numPr>
+          <w:ilvl w:val="0"/>
+          <w:numId w:val="1"/>
+        </w:numPr>
+        <w:pBdr>
+          <w:top w:val="nil"/>
+          <w:left w:val="nil"/>
+          <w:bottom w:val="nil"/>
+          <w:right w:val="nil"/>
+          <w:between w:val="nil"/>
+        </w:pBdr>
+        <w:spacing w:after="100"/>
+        <w:rPr>
+          <w:sz w:val="28"/>
+          <w:szCs w:val="28"/>
+        </w:rPr>
+      </w:pPr>
+      <w:r>
+        <w:rPr>
+          <w:sz w:val="28"/>
+          <w:szCs w:val="28"/>
+        </w:rPr>
+        <w:t>Переключение шагов при работе алгоритма</w:t>
+      </w:r>
+    </w:p>
+    <w:p>
+      <w:pPr>
+        <w:numPr>
+          <w:ilvl w:val="1"/>
+          <w:numId w:val="1"/>
+        </w:numPr>
+        <w:pBdr>
+          <w:top w:val="nil"/>
+          <w:left w:val="nil"/>
+          <w:bottom w:val="nil"/>
+          <w:right w:val="nil"/>
+          <w:between w:val="nil"/>
+        </w:pBdr>
+        <w:spacing w:after="100"/>
+        <w:rPr>
+          <w:sz w:val="28"/>
+          <w:szCs w:val="28"/>
+        </w:rPr>
+      </w:pPr>
+      <w:r>
+        <w:rPr>
+          <w:sz w:val="28"/>
+          <w:szCs w:val="28"/>
+        </w:rPr>
+        <w:t xml:space="preserve">Кнопка на панели </w:t>
+      </w:r>
+      <w:r>
+        <w:rPr>
+          <w:sz w:val="28"/>
+          <w:szCs w:val="28"/>
+        </w:rPr>
+        <w:t>инструментов</w:t>
       </w:r>
     </w:p>
     <w:p>
@@ -427,7 +1066,15 @@
           <w:sz w:val="28"/>
           <w:szCs w:val="28"/>
         </w:rPr>
-        <w:t>Требования к графическому интерфейсу</w:t>
+        <w:t xml:space="preserve">Требования к </w:t>
+      </w:r>
+      <w:r>
+        <w:rPr>
+          <w:color w:val="000000"/>
+          <w:sz w:val="28"/>
+          <w:szCs w:val="28"/>
+        </w:rPr>
+        <w:t>визуализации</w:t>
       </w:r>
     </w:p>
     <w:p>
@@ -576,6 +1223,33 @@
           <w:sz w:val="28"/>
           <w:szCs w:val="28"/>
         </w:rPr>
+        <w:t xml:space="preserve">Отображение дерева кратчайших путей для уже посещенных вершин </w:t>
+      </w:r>
+    </w:p>
+    <w:p>
+      <w:pPr>
+        <w:numPr>
+          <w:ilvl w:val="0"/>
+          <w:numId w:val="1"/>
+        </w:numPr>
+        <w:pBdr>
+          <w:top w:val="nil"/>
+          <w:left w:val="nil"/>
+          <w:bottom w:val="nil"/>
+          <w:right w:val="nil"/>
+          <w:between w:val="nil"/>
+        </w:pBdr>
+        <w:spacing w:after="100"/>
+        <w:rPr>
+          <w:sz w:val="28"/>
+          <w:szCs w:val="28"/>
+        </w:rPr>
+      </w:pPr>
+      <w:r>
+        <w:rPr>
+          <w:sz w:val="28"/>
+          <w:szCs w:val="28"/>
+        </w:rPr>
         <w:t>Явный сигнал о завершении работы алгоритма</w:t>
       </w:r>
     </w:p>
@@ -608,41 +1282,138 @@
     </w:p>
     <w:p>
       <w:pPr>
+        <w:pBdr>
+          <w:top w:val="nil"/>
+          <w:left w:val="nil"/>
+          <w:bottom w:val="nil"/>
+          <w:right w:val="nil"/>
+          <w:between w:val="nil"/>
+        </w:pBdr>
+        <w:spacing w:after="100"/>
+        <w:ind w:left="160"/>
+        <w:rPr>
+          <w:sz w:val="28"/>
+          <w:szCs w:val="28"/>
+        </w:rPr>
+      </w:pPr>
+    </w:p>
+    <w:p>
+      <w:pPr>
+        <w:pBdr>
+          <w:top w:val="nil"/>
+          <w:left w:val="nil"/>
+          <w:bottom w:val="nil"/>
+          <w:right w:val="nil"/>
+          <w:between w:val="nil"/>
+        </w:pBdr>
+        <w:spacing w:after="100"/>
+        <w:ind w:left="160"/>
+        <w:rPr>
+          <w:sz w:val="28"/>
+          <w:szCs w:val="28"/>
+        </w:rPr>
+      </w:pPr>
+      <w:r>
+        <w:rPr>
+          <w:sz w:val="28"/>
+          <w:szCs w:val="28"/>
+        </w:rPr>
+        <w:t>Требования к текстовому сопровождению визуализации</w:t>
+      </w:r>
+    </w:p>
+    <w:p>
+      <w:pPr>
+        <w:pStyle w:val="a5"/>
         <w:numPr>
           <w:ilvl w:val="0"/>
-          <w:numId w:val="1"/>
-        </w:numPr>
-        <w:pBdr>
-          <w:top w:val="nil"/>
-          <w:left w:val="nil"/>
-          <w:bottom w:val="nil"/>
-          <w:right w:val="nil"/>
-          <w:between w:val="nil"/>
-        </w:pBdr>
-        <w:spacing w:after="100"/>
-        <w:rPr>
-          <w:sz w:val="28"/>
-          <w:szCs w:val="28"/>
-        </w:rPr>
-      </w:pPr>
-      <w:r>
-        <w:rPr>
-          <w:sz w:val="28"/>
-          <w:szCs w:val="28"/>
-        </w:rPr>
-        <w:t>Текстовый вывод найденного пути и его суммарной длины</w:t>
-      </w:r>
-    </w:p>
-    <w:p>
-      <w:pPr>
-        <w:pBdr>
-          <w:top w:val="nil"/>
-          <w:left w:val="nil"/>
-          <w:bottom w:val="nil"/>
-          <w:right w:val="nil"/>
-          <w:between w:val="nil"/>
-        </w:pBdr>
-        <w:spacing w:after="100"/>
+          <w:numId w:val="2"/>
+        </w:numPr>
+        <w:pBdr>
+          <w:top w:val="nil"/>
+          <w:left w:val="nil"/>
+          <w:bottom w:val="nil"/>
+          <w:right w:val="nil"/>
+          <w:between w:val="nil"/>
+        </w:pBdr>
+        <w:spacing w:after="100"/>
+        <w:rPr>
+          <w:sz w:val="28"/>
+          <w:szCs w:val="28"/>
+        </w:rPr>
+      </w:pPr>
+      <w:r>
+        <w:rPr>
+          <w:sz w:val="28"/>
+          <w:szCs w:val="28"/>
+        </w:rPr>
+        <w:t>Оповещение о старте алгоритма с указанием стартовой вершина</w:t>
+      </w:r>
+    </w:p>
+    <w:p>
+      <w:pPr>
+        <w:pStyle w:val="a5"/>
+        <w:numPr>
+          <w:ilvl w:val="0"/>
+          <w:numId w:val="2"/>
+        </w:numPr>
+        <w:pBdr>
+          <w:top w:val="nil"/>
+          <w:left w:val="nil"/>
+          <w:bottom w:val="nil"/>
+          <w:right w:val="nil"/>
+          <w:between w:val="nil"/>
+        </w:pBdr>
+        <w:spacing w:after="100"/>
+        <w:rPr>
+          <w:sz w:val="28"/>
+          <w:szCs w:val="28"/>
+        </w:rPr>
+      </w:pPr>
+      <w:r>
+        <w:rPr>
+          <w:sz w:val="28"/>
+          <w:szCs w:val="28"/>
+        </w:rPr>
+        <w:t>В ходе пошаговой работы алгоритма на каждом шаге, начиная:</w:t>
+      </w:r>
+    </w:p>
+    <w:p>
+      <w:pPr>
+        <w:pStyle w:val="a5"/>
+        <w:pBdr>
+          <w:top w:val="nil"/>
+          <w:left w:val="nil"/>
+          <w:bottom w:val="nil"/>
+          <w:right w:val="nil"/>
+          <w:between w:val="nil"/>
+        </w:pBdr>
+        <w:spacing w:after="100"/>
+        <w:ind w:left="420"/>
+        <w:rPr>
+          <w:sz w:val="28"/>
+          <w:szCs w:val="28"/>
+        </w:rPr>
+      </w:pPr>
+      <w:r>
+        <w:rPr>
+          <w:sz w:val="28"/>
+          <w:szCs w:val="28"/>
+        </w:rPr>
+        <w:t>Вывод в лог текущей очереди с приоритетом вершин, которые возможно посетить на следующем шаге</w:t>
+      </w:r>
+    </w:p>
+    <w:p>
+      <w:pPr>
+        <w:pStyle w:val="a5"/>
+        <w:pBdr>
+          <w:top w:val="nil"/>
+          <w:left w:val="nil"/>
+          <w:bottom w:val="nil"/>
+          <w:right w:val="nil"/>
+          <w:between w:val="nil"/>
+        </w:pBdr>
+        <w:spacing w:after="100"/>
+        <w:ind w:left="420"/>
         <w:rPr>
           <w:sz w:val="28"/>
           <w:szCs w:val="28"/>
@@ -654,6 +1425,137 @@
           <w:szCs w:val="28"/>
         </w:rPr>
         <w:lastRenderedPageBreak/>
+        <w:t xml:space="preserve">Вывод в лог </w:t>
+      </w:r>
+      <w:r>
+        <w:rPr>
+          <w:sz w:val="28"/>
+          <w:szCs w:val="28"/>
+        </w:rPr>
+        <w:t>длины</w:t>
+      </w:r>
+      <w:r>
+        <w:rPr>
+          <w:sz w:val="28"/>
+          <w:szCs w:val="28"/>
+        </w:rPr>
+        <w:t xml:space="preserve"> пути до вершины, котор</w:t>
+      </w:r>
+      <w:r>
+        <w:rPr>
+          <w:sz w:val="28"/>
+          <w:szCs w:val="28"/>
+        </w:rPr>
+        <w:t xml:space="preserve">ая выбирается, как ближайшая из </w:t>
+      </w:r>
+      <w:proofErr w:type="spellStart"/>
+      <w:r>
+        <w:rPr>
+          <w:sz w:val="28"/>
+          <w:szCs w:val="28"/>
+        </w:rPr>
+        <w:t>непосещенных</w:t>
+      </w:r>
+      <w:proofErr w:type="spellEnd"/>
+    </w:p>
+    <w:p>
+      <w:pPr>
+        <w:pStyle w:val="a5"/>
+        <w:numPr>
+          <w:ilvl w:val="0"/>
+          <w:numId w:val="2"/>
+        </w:numPr>
+        <w:pBdr>
+          <w:top w:val="nil"/>
+          <w:left w:val="nil"/>
+          <w:bottom w:val="nil"/>
+          <w:right w:val="nil"/>
+          <w:between w:val="nil"/>
+        </w:pBdr>
+        <w:spacing w:after="100"/>
+        <w:rPr>
+          <w:sz w:val="28"/>
+          <w:szCs w:val="28"/>
+        </w:rPr>
+      </w:pPr>
+      <w:r>
+        <w:rPr>
+          <w:sz w:val="28"/>
+          <w:szCs w:val="28"/>
+        </w:rPr>
+        <w:t>Оповещение о конце работы алгоритма с указанием, удалось ли обойти весь граф, или есть вершины за пределами рассмотренной области связности</w:t>
+      </w:r>
+      <w:r>
+        <w:rPr>
+          <w:sz w:val="28"/>
+          <w:szCs w:val="28"/>
+        </w:rPr>
+        <w:t>. Выводит найденные пути.</w:t>
+      </w:r>
+      <w:bookmarkStart w:id="1" w:name="_GoBack"/>
+      <w:bookmarkEnd w:id="1"/>
+    </w:p>
+    <w:p>
+      <w:pPr>
+        <w:numPr>
+          <w:ilvl w:val="0"/>
+          <w:numId w:val="1"/>
+        </w:numPr>
+        <w:pBdr>
+          <w:top w:val="nil"/>
+          <w:left w:val="nil"/>
+          <w:bottom w:val="nil"/>
+          <w:right w:val="nil"/>
+          <w:between w:val="nil"/>
+        </w:pBdr>
+        <w:spacing w:after="100"/>
+        <w:rPr>
+          <w:sz w:val="28"/>
+          <w:szCs w:val="28"/>
+        </w:rPr>
+      </w:pPr>
+      <w:r>
+        <w:rPr>
+          <w:sz w:val="28"/>
+          <w:szCs w:val="28"/>
+        </w:rPr>
+        <w:t>Т</w:t>
+      </w:r>
+      <w:r>
+        <w:rPr>
+          <w:sz w:val="28"/>
+          <w:szCs w:val="28"/>
+        </w:rPr>
+        <w:t>екстовый вывод найденного пути и его суммарной длины</w:t>
+      </w:r>
+      <w:r>
+        <w:rPr>
+          <w:sz w:val="28"/>
+          <w:szCs w:val="28"/>
+        </w:rPr>
+        <w:t xml:space="preserve"> при выборе пользователем данной функции после работы алгоритма</w:t>
+      </w:r>
+    </w:p>
+    <w:p>
+      <w:pPr>
+        <w:pBdr>
+          <w:top w:val="nil"/>
+          <w:left w:val="nil"/>
+          <w:bottom w:val="nil"/>
+          <w:right w:val="nil"/>
+          <w:between w:val="nil"/>
+        </w:pBdr>
+        <w:spacing w:after="100"/>
+        <w:rPr>
+          <w:sz w:val="28"/>
+          <w:szCs w:val="28"/>
+        </w:rPr>
+      </w:pPr>
+      <w:r>
+        <w:rPr>
+          <w:sz w:val="28"/>
+          <w:szCs w:val="28"/>
+        </w:rPr>
         <w:t>Схема графического интерфейса:</w:t>
       </w:r>
     </w:p>
@@ -678,9 +1580,9 @@
           <w:szCs w:val="28"/>
         </w:rPr>
         <w:drawing>
-          <wp:inline distT="0" distB="0" distL="0" distR="0" wp14:anchorId="2F83948A" wp14:editId="6EDFBDD7">
-            <wp:extent cx="5731510" cy="2831465"/>
-            <wp:effectExtent l="0" t="0" r="2540" b="6985"/>
+          <wp:inline distT="0" distB="0" distL="0" distR="0" wp14:anchorId="1F799356" wp14:editId="1A39861D">
+            <wp:extent cx="5731510" cy="2816225"/>
+            <wp:effectExtent l="0" t="0" r="2540" b="3175"/>
             <wp:docPr id="1" name="Рисунок 1"/>
             <wp:cNvGraphicFramePr>
               <a:graphicFrameLocks xmlns:a="http://schemas.openxmlformats.org/drawingml/2006/main" noChangeAspect="1"/>
@@ -701,7 +1603,7 @@
                   <pic:spPr>
                     <a:xfrm>
                       <a:off x="0" y="0"/>
-                      <a:ext cx="5731510" cy="2831465"/>
+                      <a:ext cx="5731510" cy="2816225"/>
                     </a:xfrm>
                     <a:prstGeom prst="rect">
                       <a:avLst/>
@@ -713,8 +1615,6 @@
           </wp:inline>
         </w:drawing>
       </w:r>
-      <w:bookmarkStart w:id="1" w:name="_GoBack"/>
-      <w:bookmarkEnd w:id="1"/>
     </w:p>
     <w:p>
       <w:pPr>
@@ -1077,6 +1977,7 @@
           <w:sz w:val="28"/>
           <w:szCs w:val="28"/>
         </w:rPr>
+        <w:lastRenderedPageBreak/>
         <w:t xml:space="preserve">    </w:t>
       </w:r>
       <w:proofErr w:type="gramStart"/>
@@ -1321,7 +2222,6 @@
           <w:szCs w:val="28"/>
           <w:lang w:val="en-US"/>
         </w:rPr>
-        <w:lastRenderedPageBreak/>
         <w:t xml:space="preserve">      </w:t>
       </w:r>
       <w:proofErr w:type="gramStart"/>
@@ -1882,6 +2782,7 @@
           <w:sz w:val="28"/>
           <w:szCs w:val="28"/>
         </w:rPr>
+        <w:lastRenderedPageBreak/>
         <w:t xml:space="preserve">Вне текущего </w:t>
       </w:r>
       <w:proofErr w:type="spellStart"/>
@@ -1976,7 +2877,6 @@
           <w:sz w:val="28"/>
           <w:szCs w:val="28"/>
         </w:rPr>
-        <w:lastRenderedPageBreak/>
         <w:t>Автоматический режим работы алгоритма с регулируемой скоростью</w:t>
       </w:r>
     </w:p>
@@ -2022,20 +2922,23 @@
   <w:abstractNum w:abstractNumId="0">
     <w:nsid w:val="77205CEC"/>
     <w:multiLevelType w:val="multilevel"/>
-    <w:tmpl w:val="05AAB7C0"/>
+    <w:tmpl w:val="E8408C22"/>
     <w:lvl w:ilvl="0">
       <w:start w:val="1"/>
       <w:numFmt w:val="bullet"/>
-      <w:lvlText w:val="•"/>
+      <w:lvlText w:val=""/>
       <w:lvlJc w:val="left"/>
       <w:pPr>
         <w:ind w:left="420" w:hanging="260"/>
       </w:pPr>
+      <w:rPr>
+        <w:rFonts w:ascii="Symbol" w:hAnsi="Symbol" w:hint="default"/>
+      </w:rPr>
     </w:lvl>
     <w:lvl w:ilvl="1">
       <w:start w:val="1"/>
-      <w:numFmt w:val="bullet"/>
-      <w:lvlText w:val=""/>
+      <w:numFmt w:val="decimal"/>
+      <w:lvlText w:val="%2."/>
       <w:lvlJc w:val="left"/>
       <w:pPr>
         <w:ind w:left="0" w:firstLine="0"/>
@@ -2105,8 +3008,103 @@
       </w:pPr>
     </w:lvl>
   </w:abstractNum>
+  <w:abstractNum w:abstractNumId="1">
+    <w:nsid w:val="77FC6039"/>
+    <w:multiLevelType w:val="multilevel"/>
+    <w:tmpl w:val="18E095D6"/>
+    <w:lvl w:ilvl="0">
+      <w:start w:val="1"/>
+      <w:numFmt w:val="bullet"/>
+      <w:lvlText w:val=""/>
+      <w:lvlJc w:val="left"/>
+      <w:pPr>
+        <w:ind w:left="420" w:hanging="260"/>
+      </w:pPr>
+      <w:rPr>
+        <w:rFonts w:ascii="Symbol" w:hAnsi="Symbol" w:hint="default"/>
+      </w:rPr>
+    </w:lvl>
+    <w:lvl w:ilvl="1">
+      <w:start w:val="1"/>
+      <w:numFmt w:val="decimal"/>
+      <w:lvlText w:val="%2."/>
+      <w:lvlJc w:val="left"/>
+      <w:pPr>
+        <w:ind w:left="0" w:firstLine="0"/>
+      </w:pPr>
+    </w:lvl>
+    <w:lvl w:ilvl="2">
+      <w:start w:val="1"/>
+      <w:numFmt w:val="bullet"/>
+      <w:lvlText w:val="o"/>
+      <w:lvlJc w:val="left"/>
+      <w:pPr>
+        <w:ind w:left="0" w:firstLine="0"/>
+      </w:pPr>
+      <w:rPr>
+        <w:rFonts w:ascii="Courier New" w:hAnsi="Courier New" w:cs="Courier New" w:hint="default"/>
+      </w:rPr>
+    </w:lvl>
+    <w:lvl w:ilvl="3">
+      <w:start w:val="1"/>
+      <w:numFmt w:val="bullet"/>
+      <w:lvlText w:val=""/>
+      <w:lvlJc w:val="left"/>
+      <w:pPr>
+        <w:ind w:left="0" w:firstLine="0"/>
+      </w:pPr>
+    </w:lvl>
+    <w:lvl w:ilvl="4">
+      <w:start w:val="1"/>
+      <w:numFmt w:val="bullet"/>
+      <w:lvlText w:val=""/>
+      <w:lvlJc w:val="left"/>
+      <w:pPr>
+        <w:ind w:left="0" w:firstLine="0"/>
+      </w:pPr>
+    </w:lvl>
+    <w:lvl w:ilvl="5">
+      <w:start w:val="1"/>
+      <w:numFmt w:val="bullet"/>
+      <w:lvlText w:val=""/>
+      <w:lvlJc w:val="left"/>
+      <w:pPr>
+        <w:ind w:left="0" w:firstLine="0"/>
+      </w:pPr>
+    </w:lvl>
+    <w:lvl w:ilvl="6">
+      <w:start w:val="1"/>
+      <w:numFmt w:val="bullet"/>
+      <w:lvlText w:val=""/>
+      <w:lvlJc w:val="left"/>
+      <w:pPr>
+        <w:ind w:left="0" w:firstLine="0"/>
+      </w:pPr>
+    </w:lvl>
+    <w:lvl w:ilvl="7">
+      <w:start w:val="1"/>
+      <w:numFmt w:val="bullet"/>
+      <w:lvlText w:val=""/>
+      <w:lvlJc w:val="left"/>
+      <w:pPr>
+        <w:ind w:left="0" w:firstLine="0"/>
+      </w:pPr>
+    </w:lvl>
+    <w:lvl w:ilvl="8">
+      <w:start w:val="1"/>
+      <w:numFmt w:val="bullet"/>
+      <w:lvlText w:val=""/>
+      <w:lvlJc w:val="left"/>
+      <w:pPr>
+        <w:ind w:left="0" w:firstLine="0"/>
+      </w:pPr>
+    </w:lvl>
+  </w:abstractNum>
   <w:num w:numId="1">
     <w:abstractNumId w:val="0"/>
+  </w:num>
+  <w:num w:numId="2">
+    <w:abstractNumId w:val="1"/>
   </w:num>
 </w:numbering>
 </file>
@@ -2689,6 +3687,17 @@
       <w:szCs w:val="48"/>
     </w:rPr>
   </w:style>
+  <w:style w:type="paragraph" w:styleId="a5">
+    <w:name w:val="List Paragraph"/>
+    <w:basedOn w:val="a"/>
+    <w:uiPriority w:val="34"/>
+    <w:qFormat/>
+    <w:rsid w:val="006B5157"/>
+    <w:pPr>
+      <w:ind w:left="720"/>
+      <w:contextualSpacing/>
+    </w:pPr>
+  </w:style>
 </w:styles>
 </file>
 

--- a/spec_dijkstra.docx
+++ b/spec_dijkstra.docx
@@ -469,14 +469,7 @@
           <w:sz w:val="28"/>
           <w:szCs w:val="28"/>
         </w:rPr>
-        <w:t>И</w:t>
-      </w:r>
-      <w:r>
-        <w:rPr>
-          <w:sz w:val="28"/>
-          <w:szCs w:val="28"/>
-        </w:rPr>
-        <w:t>зменение длины существующих рёбер</w:t>
+        <w:t>Изменение длины существующих рёбер</w:t>
       </w:r>
     </w:p>
     <w:p>
@@ -719,14 +712,7 @@
           <w:sz w:val="28"/>
           <w:szCs w:val="28"/>
         </w:rPr>
-        <w:t>Обработка некорректного ввода: отрицательная или нечисловая</w:t>
-      </w:r>
-      <w:r>
-        <w:rPr>
-          <w:sz w:val="28"/>
-          <w:szCs w:val="28"/>
-        </w:rPr>
-        <w:t xml:space="preserve"> длина ребра, попытка создать петлю или </w:t>
+        <w:t xml:space="preserve">Обработка некорректного ввода: отрицательная или нечисловая длина ребра, попытка создать петлю или </w:t>
       </w:r>
       <w:proofErr w:type="spellStart"/>
       <w:r>
@@ -871,14 +857,7 @@
           <w:sz w:val="28"/>
           <w:szCs w:val="28"/>
         </w:rPr>
-        <w:t>Просмотр кратчайшего пути между исходной и любой другой выбранной вершиной после завершения работы алг</w:t>
-      </w:r>
-      <w:r>
-        <w:rPr>
-          <w:sz w:val="28"/>
-          <w:szCs w:val="28"/>
-        </w:rPr>
-        <w:t>оритма</w:t>
+        <w:t>Просмотр кратчайшего пути между исходной и любой другой выбранной вершиной после завершения работы алгоритма</w:t>
       </w:r>
     </w:p>
     <w:p>
@@ -1128,14 +1107,7 @@
           <w:sz w:val="28"/>
           <w:szCs w:val="28"/>
         </w:rPr>
-        <w:t>Во время пошаговой работы алгоритма: п</w:t>
-      </w:r>
-      <w:r>
-        <w:rPr>
-          <w:sz w:val="28"/>
-          <w:szCs w:val="28"/>
-        </w:rPr>
-        <w:t>одсветка текущей рассматриваемой вершины и смежных с ней вершин, на которых происходит пересчёт</w:t>
+        <w:t>Во время пошаговой работы алгоритма: подсветка текущей рассматриваемой вершины и смежных с ней вершин, на которых происходит пересчёт</w:t>
       </w:r>
     </w:p>
     <w:p>
@@ -1189,14 +1161,7 @@
           <w:sz w:val="28"/>
           <w:szCs w:val="28"/>
         </w:rPr>
-        <w:t>Подсветка уже посещённых вершин, для которых кратчайшее расст</w:t>
-      </w:r>
-      <w:r>
-        <w:rPr>
-          <w:sz w:val="28"/>
-          <w:szCs w:val="28"/>
-        </w:rPr>
-        <w:t>ояние окончательно определено</w:t>
+        <w:t>Подсветка уже посещённых вершин, для которых кратчайшее расстояние окончательно определено</w:t>
       </w:r>
     </w:p>
     <w:p>
@@ -1225,6 +1190,15 @@
         </w:rPr>
         <w:t xml:space="preserve">Отображение дерева кратчайших путей для уже посещенных вершин </w:t>
       </w:r>
+      <w:r>
+        <w:rPr>
+          <w:sz w:val="28"/>
+          <w:szCs w:val="28"/>
+        </w:rPr>
+        <w:t>путем подсветки ребер, составляющих это дерево, на графе</w:t>
+      </w:r>
+      <w:bookmarkStart w:id="1" w:name="_GoBack"/>
+      <w:bookmarkEnd w:id="1"/>
     </w:p>
     <w:p>
       <w:pPr>
@@ -1492,8 +1466,6 @@
         </w:rPr>
         <w:t>. Выводит найденные пути.</w:t>
       </w:r>
-      <w:bookmarkStart w:id="1" w:name="_GoBack"/>
-      <w:bookmarkEnd w:id="1"/>
     </w:p>
     <w:p>
       <w:pPr>
@@ -1519,14 +1491,7 @@
           <w:sz w:val="28"/>
           <w:szCs w:val="28"/>
         </w:rPr>
-        <w:t>Т</w:t>
-      </w:r>
-      <w:r>
-        <w:rPr>
-          <w:sz w:val="28"/>
-          <w:szCs w:val="28"/>
-        </w:rPr>
-        <w:t>екстовый вывод найденного пути и его суммарной длины</w:t>
+        <w:t>Текстовый вывод найденного пути и его суммарной длины</w:t>
       </w:r>
       <w:r>
         <w:rPr>
@@ -1576,6 +1541,7 @@
       </w:pPr>
       <w:r>
         <w:rPr>
+          <w:noProof/>
           <w:sz w:val="28"/>
           <w:szCs w:val="28"/>
         </w:rPr>
@@ -1675,7 +1641,6 @@
         </w:rPr>
         <w:t xml:space="preserve">Альтернативно, файл </w:t>
       </w:r>
-      <w:proofErr w:type="spellStart"/>
       <w:r>
         <w:rPr>
           <w:sz w:val="28"/>
@@ -1684,7 +1649,6 @@
         </w:rPr>
         <w:t>json</w:t>
       </w:r>
-      <w:proofErr w:type="spellEnd"/>
       <w:r>
         <w:rPr>
           <w:sz w:val="28"/>
@@ -1785,12 +1749,14 @@
         <w:rPr>
           <w:sz w:val="28"/>
           <w:szCs w:val="28"/>
-        </w:rPr>
-      </w:pPr>
-      <w:r>
-        <w:rPr>
-          <w:sz w:val="28"/>
-          <w:szCs w:val="28"/>
+          <w:lang w:val="en-US"/>
+        </w:rPr>
+      </w:pPr>
+      <w:r>
+        <w:rPr>
+          <w:sz w:val="28"/>
+          <w:szCs w:val="28"/>
+          <w:lang w:val="en-US"/>
         </w:rPr>
         <w:t xml:space="preserve">    </w:t>
       </w:r>
@@ -1799,6 +1765,7 @@
         <w:rPr>
           <w:sz w:val="28"/>
           <w:szCs w:val="28"/>
+          <w:lang w:val="en-US"/>
         </w:rPr>
         <w:t>{ "</w:t>
       </w:r>
@@ -1815,6 +1782,7 @@
         <w:rPr>
           <w:sz w:val="28"/>
           <w:szCs w:val="28"/>
+          <w:lang w:val="en-US"/>
         </w:rPr>
         <w:t>": "</w:t>
       </w:r>
@@ -1830,6 +1798,7 @@
         <w:rPr>
           <w:sz w:val="28"/>
           <w:szCs w:val="28"/>
+          <w:lang w:val="en-US"/>
         </w:rPr>
         <w:t>", "</w:t>
       </w:r>
@@ -1845,6 +1814,7 @@
         <w:rPr>
           <w:sz w:val="28"/>
           <w:szCs w:val="28"/>
+          <w:lang w:val="en-US"/>
         </w:rPr>
         <w:t>": "</w:t>
       </w:r>
@@ -1853,12 +1823,43 @@
           <w:sz w:val="28"/>
           <w:szCs w:val="28"/>
         </w:rPr>
-        <w:t>Прямо и налево</w:t>
-      </w:r>
-      <w:r>
-        <w:rPr>
-          <w:sz w:val="28"/>
-          <w:szCs w:val="28"/>
+        <w:t>Прямо</w:t>
+      </w:r>
+      <w:r>
+        <w:rPr>
+          <w:sz w:val="28"/>
+          <w:szCs w:val="28"/>
+          <w:lang w:val="en-US"/>
+        </w:rPr>
+        <w:t xml:space="preserve"> </w:t>
+      </w:r>
+      <w:r>
+        <w:rPr>
+          <w:sz w:val="28"/>
+          <w:szCs w:val="28"/>
+        </w:rPr>
+        <w:t>и</w:t>
+      </w:r>
+      <w:r>
+        <w:rPr>
+          <w:sz w:val="28"/>
+          <w:szCs w:val="28"/>
+          <w:lang w:val="en-US"/>
+        </w:rPr>
+        <w:t xml:space="preserve"> </w:t>
+      </w:r>
+      <w:r>
+        <w:rPr>
+          <w:sz w:val="28"/>
+          <w:szCs w:val="28"/>
+        </w:rPr>
+        <w:t>налево</w:t>
+      </w:r>
+      <w:r>
+        <w:rPr>
+          <w:sz w:val="28"/>
+          <w:szCs w:val="28"/>
+          <w:lang w:val="en-US"/>
         </w:rPr>
         <w:t>" },</w:t>
       </w:r>
@@ -1876,6 +1877,7 @@
         <w:rPr>
           <w:sz w:val="28"/>
           <w:szCs w:val="28"/>
+          <w:lang w:val="en-US"/>
         </w:rPr>
         <w:t xml:space="preserve">    </w:t>
       </w:r>
@@ -1976,6 +1978,7 @@
         <w:rPr>
           <w:sz w:val="28"/>
           <w:szCs w:val="28"/>
+          <w:lang w:val="en-US"/>
         </w:rPr>
         <w:lastRenderedPageBreak/>
         <w:t xml:space="preserve">    </w:t>
@@ -2534,6 +2537,7 @@
         <w:rPr>
           <w:sz w:val="28"/>
           <w:szCs w:val="28"/>
+          <w:lang w:val="en-US"/>
         </w:rPr>
         <w:t>]</w:t>
       </w:r>
@@ -2550,8 +2554,16 @@
         <w:rPr>
           <w:sz w:val="28"/>
           <w:szCs w:val="28"/>
-        </w:rPr>
-        <w:t xml:space="preserve">  }</w:t>
+          <w:lang w:val="en-US"/>
+        </w:rPr>
+        <w:t xml:space="preserve">  </w:t>
+      </w:r>
+      <w:r>
+        <w:rPr>
+          <w:sz w:val="28"/>
+          <w:szCs w:val="28"/>
+        </w:rPr>
+        <w:t>}</w:t>
       </w:r>
     </w:p>
     <w:p>
@@ -2586,15 +2598,7 @@
           <w:sz w:val="28"/>
           <w:szCs w:val="28"/>
         </w:rPr>
-        <w:t>Фор</w:t>
-      </w:r>
-      <w:r>
-        <w:rPr>
-          <w:color w:val="000000"/>
-          <w:sz w:val="28"/>
-          <w:szCs w:val="28"/>
-        </w:rPr>
-        <w:t>мат выходных данных</w:t>
+        <w:t>Формат выходных данных</w:t>
       </w:r>
     </w:p>
     <w:p>
@@ -2721,14 +2725,7 @@
           <w:sz w:val="28"/>
           <w:szCs w:val="28"/>
         </w:rPr>
-        <w:t>Кратчайший путь между двумя выбранными вершинами в графическом виде (по</w:t>
-      </w:r>
-      <w:r>
-        <w:rPr>
-          <w:sz w:val="28"/>
-          <w:szCs w:val="28"/>
-        </w:rPr>
-        <w:t xml:space="preserve">дсветка) и текстом, </w:t>
+        <w:t xml:space="preserve">Кратчайший путь между двумя выбранными вершинами в графическом виде (подсветка) и текстом, </w:t>
       </w:r>
       <w:proofErr w:type="gramStart"/>
       <w:r>
@@ -2809,14 +2806,7 @@
           <w:sz w:val="28"/>
           <w:szCs w:val="28"/>
         </w:rPr>
-        <w:t>Ниже — функции, которые сознательно вынесены за пределы обязательного минимума. При наличии запаса времени после сдачи основной</w:t>
-      </w:r>
-      <w:r>
-        <w:rPr>
-          <w:sz w:val="28"/>
-          <w:szCs w:val="28"/>
-        </w:rPr>
-        <w:t xml:space="preserve"> версии могут быть добавлены как доработки, с указанием изменений в этом разделе спецификации:</w:t>
+        <w:t>Ниже — функции, которые сознательно вынесены за пределы обязательного минимума. При наличии запаса времени после сдачи основной версии могут быть добавлены как доработки, с указанием изменений в этом разделе спецификации:</w:t>
       </w:r>
     </w:p>
     <w:p>
